--- a/SSU dokumenti/SSU Elektronski Dnevnik 10 - Pregled škola.docx
+++ b/SSU dokumenti/SSU Elektronski Dnevnik 10 - Pregled škola.docx
@@ -528,7 +528,7 @@
           <w:r>
             <w:fldChar w:fldCharType="separate"/>
           </w:r>
-          <w:hyperlink w:anchor="_Toc227195384" w:history="1">
+          <w:hyperlink w:anchor="_Toc227257110" w:history="1">
             <w:r>
               <w:rPr>
                 <w:rStyle w:val="Hyperlink"/>
@@ -570,7 +570,7 @@
                 <w:noProof/>
                 <w:webHidden/>
               </w:rPr>
-              <w:instrText xml:space="preserve"> PAGEREF _Toc227195384 \h </w:instrText>
+              <w:instrText xml:space="preserve"> PAGEREF _Toc227257110 \h </w:instrText>
             </w:r>
             <w:r>
               <w:rPr>
@@ -614,7 +614,7 @@
               <w:lang w:val="en-US"/>
             </w:rPr>
           </w:pPr>
-          <w:hyperlink w:anchor="_Toc227195385" w:history="1">
+          <w:hyperlink w:anchor="_Toc227257111" w:history="1">
             <w:r>
               <w:rPr>
                 <w:rStyle w:val="Hyperlink"/>
@@ -656,7 +656,7 @@
                 <w:noProof/>
                 <w:webHidden/>
               </w:rPr>
-              <w:instrText xml:space="preserve"> PAGEREF _Toc227195385 \h </w:instrText>
+              <w:instrText xml:space="preserve"> PAGEREF _Toc227257111 \h </w:instrText>
             </w:r>
             <w:r>
               <w:rPr>
@@ -700,7 +700,7 @@
               <w:lang w:val="en-US"/>
             </w:rPr>
           </w:pPr>
-          <w:hyperlink w:anchor="_Toc227195386" w:history="1">
+          <w:hyperlink w:anchor="_Toc227257112" w:history="1">
             <w:r>
               <w:rPr>
                 <w:rStyle w:val="Hyperlink"/>
@@ -742,7 +742,7 @@
                 <w:noProof/>
                 <w:webHidden/>
               </w:rPr>
-              <w:instrText xml:space="preserve"> PAGEREF _Toc227195386 \h </w:instrText>
+              <w:instrText xml:space="preserve"> PAGEREF _Toc227257112 \h </w:instrText>
             </w:r>
             <w:r>
               <w:rPr>
@@ -786,7 +786,7 @@
               <w:lang w:val="en-US"/>
             </w:rPr>
           </w:pPr>
-          <w:hyperlink w:anchor="_Toc227195387" w:history="1">
+          <w:hyperlink w:anchor="_Toc227257113" w:history="1">
             <w:r>
               <w:rPr>
                 <w:rStyle w:val="Hyperlink"/>
@@ -828,7 +828,7 @@
                 <w:noProof/>
                 <w:webHidden/>
               </w:rPr>
-              <w:instrText xml:space="preserve"> PAGEREF _Toc227195387 \h </w:instrText>
+              <w:instrText xml:space="preserve"> PAGEREF _Toc227257113 \h </w:instrText>
             </w:r>
             <w:r>
               <w:rPr>
@@ -872,7 +872,7 @@
               <w:lang w:val="en-US"/>
             </w:rPr>
           </w:pPr>
-          <w:hyperlink w:anchor="_Toc227195388" w:history="1">
+          <w:hyperlink w:anchor="_Toc227257114" w:history="1">
             <w:r>
               <w:rPr>
                 <w:rStyle w:val="Hyperlink"/>
@@ -914,7 +914,7 @@
                 <w:noProof/>
                 <w:webHidden/>
               </w:rPr>
-              <w:instrText xml:space="preserve"> PAGEREF _Toc227195388 \h </w:instrText>
+              <w:instrText xml:space="preserve"> PAGEREF _Toc227257114 \h </w:instrText>
             </w:r>
             <w:r>
               <w:rPr>
@@ -958,7 +958,7 @@
               <w:lang w:val="en-US"/>
             </w:rPr>
           </w:pPr>
-          <w:hyperlink w:anchor="_Toc227195389" w:history="1">
+          <w:hyperlink w:anchor="_Toc227257115" w:history="1">
             <w:r>
               <w:rPr>
                 <w:rStyle w:val="Hyperlink"/>
@@ -1000,7 +1000,7 @@
                 <w:noProof/>
                 <w:webHidden/>
               </w:rPr>
-              <w:instrText xml:space="preserve"> PAGEREF _Toc227195389 \h </w:instrText>
+              <w:instrText xml:space="preserve"> PAGEREF _Toc227257115 \h </w:instrText>
             </w:r>
             <w:r>
               <w:rPr>
@@ -1044,7 +1044,7 @@
               <w:lang w:val="en-US"/>
             </w:rPr>
           </w:pPr>
-          <w:hyperlink w:anchor="_Toc227195390" w:history="1">
+          <w:hyperlink w:anchor="_Toc227257116" w:history="1">
             <w:r>
               <w:rPr>
                 <w:rStyle w:val="Hyperlink"/>
@@ -1086,7 +1086,7 @@
                 <w:noProof/>
                 <w:webHidden/>
               </w:rPr>
-              <w:instrText xml:space="preserve"> PAGEREF _Toc227195390 \h </w:instrText>
+              <w:instrText xml:space="preserve"> PAGEREF _Toc227257116 \h </w:instrText>
             </w:r>
             <w:r>
               <w:rPr>
@@ -1130,7 +1130,7 @@
               <w:lang w:val="en-US"/>
             </w:rPr>
           </w:pPr>
-          <w:hyperlink w:anchor="_Toc227195391" w:history="1">
+          <w:hyperlink w:anchor="_Toc227257117" w:history="1">
             <w:r>
               <w:rPr>
                 <w:rStyle w:val="Hyperlink"/>
@@ -1172,7 +1172,7 @@
                 <w:noProof/>
                 <w:webHidden/>
               </w:rPr>
-              <w:instrText xml:space="preserve"> PAGEREF _Toc227195391 \h </w:instrText>
+              <w:instrText xml:space="preserve"> PAGEREF _Toc227257117 \h </w:instrText>
             </w:r>
             <w:r>
               <w:rPr>
@@ -1216,7 +1216,7 @@
               <w:lang w:val="en-US"/>
             </w:rPr>
           </w:pPr>
-          <w:hyperlink w:anchor="_Toc227195392" w:history="1">
+          <w:hyperlink w:anchor="_Toc227257118" w:history="1">
             <w:r>
               <w:rPr>
                 <w:rStyle w:val="Hyperlink"/>
@@ -1258,7 +1258,7 @@
                 <w:noProof/>
                 <w:webHidden/>
               </w:rPr>
-              <w:instrText xml:space="preserve"> PAGEREF _Toc227195392 \h </w:instrText>
+              <w:instrText xml:space="preserve"> PAGEREF _Toc227257118 \h </w:instrText>
             </w:r>
             <w:r>
               <w:rPr>
@@ -1302,7 +1302,7 @@
               <w:lang w:val="en-US"/>
             </w:rPr>
           </w:pPr>
-          <w:hyperlink w:anchor="_Toc227195393" w:history="1">
+          <w:hyperlink w:anchor="_Toc227257119" w:history="1">
             <w:r>
               <w:rPr>
                 <w:rStyle w:val="Hyperlink"/>
@@ -1344,7 +1344,7 @@
                 <w:noProof/>
                 <w:webHidden/>
               </w:rPr>
-              <w:instrText xml:space="preserve"> PAGEREF _Toc227195393 \h </w:instrText>
+              <w:instrText xml:space="preserve"> PAGEREF _Toc227257119 \h </w:instrText>
             </w:r>
             <w:r>
               <w:rPr>
@@ -1388,7 +1388,7 @@
               <w:lang w:val="en-US"/>
             </w:rPr>
           </w:pPr>
-          <w:hyperlink w:anchor="_Toc227195394" w:history="1">
+          <w:hyperlink w:anchor="_Toc227257120" w:history="1">
             <w:r>
               <w:rPr>
                 <w:rStyle w:val="Hyperlink"/>
@@ -1430,7 +1430,7 @@
                 <w:noProof/>
                 <w:webHidden/>
               </w:rPr>
-              <w:instrText xml:space="preserve"> PAGEREF _Toc227195394 \h </w:instrText>
+              <w:instrText xml:space="preserve"> PAGEREF _Toc227257120 \h </w:instrText>
             </w:r>
             <w:r>
               <w:rPr>
@@ -1474,7 +1474,7 @@
               <w:lang w:val="en-US"/>
             </w:rPr>
           </w:pPr>
-          <w:hyperlink w:anchor="_Toc227195395" w:history="1">
+          <w:hyperlink w:anchor="_Toc227257121" w:history="1">
             <w:r>
               <w:rPr>
                 <w:rStyle w:val="Hyperlink"/>
@@ -1516,7 +1516,7 @@
                 <w:noProof/>
                 <w:webHidden/>
               </w:rPr>
-              <w:instrText xml:space="preserve"> PAGEREF _Toc227195395 \h </w:instrText>
+              <w:instrText xml:space="preserve"> PAGEREF _Toc227257121 \h </w:instrText>
             </w:r>
             <w:r>
               <w:rPr>
@@ -1579,7 +1579,7 @@
       <w:pPr>
         <w:pStyle w:val="Heading1"/>
       </w:pPr>
-      <w:bookmarkStart w:id="0" w:name="_Toc227195384"/>
+      <w:bookmarkStart w:id="0" w:name="_Toc227257110"/>
       <w:r>
         <w:lastRenderedPageBreak/>
         <w:t>Uvod</w:t>
@@ -1590,7 +1590,7 @@
       <w:pPr>
         <w:pStyle w:val="Heading2"/>
       </w:pPr>
-      <w:bookmarkStart w:id="1" w:name="_Toc227195385"/>
+      <w:bookmarkStart w:id="1" w:name="_Toc227257111"/>
       <w:r>
         <w:t>Rezime</w:t>
       </w:r>
@@ -1611,7 +1611,7 @@
       <w:pPr>
         <w:pStyle w:val="Heading2"/>
       </w:pPr>
-      <w:bookmarkStart w:id="2" w:name="_Toc227195386"/>
+      <w:bookmarkStart w:id="2" w:name="_Toc227257112"/>
       <w:r>
         <w:t>Namena dokumenta i ciljne grupe</w:t>
       </w:r>
@@ -1626,7 +1626,7 @@
       <w:pPr>
         <w:pStyle w:val="Heading2"/>
       </w:pPr>
-      <w:bookmarkStart w:id="3" w:name="_Toc227195387"/>
+      <w:bookmarkStart w:id="3" w:name="_Toc227257113"/>
       <w:r>
         <w:t>Reference</w:t>
       </w:r>
@@ -1660,7 +1660,7 @@
       <w:pPr>
         <w:pStyle w:val="Heading2"/>
       </w:pPr>
-      <w:bookmarkStart w:id="4" w:name="_Toc227195388"/>
+      <w:bookmarkStart w:id="4" w:name="_Toc227257114"/>
       <w:r>
         <w:t>Otvorena pitanja</w:t>
       </w:r>
@@ -1836,7 +1836,7 @@
       <w:pPr>
         <w:pStyle w:val="Heading1"/>
       </w:pPr>
-      <w:bookmarkStart w:id="5" w:name="_Toc227195389"/>
+      <w:bookmarkStart w:id="5" w:name="_Toc227257115"/>
       <w:r>
         <w:t>Scenario pregleda učenika odeljenja.</w:t>
       </w:r>
@@ -1846,7 +1846,7 @@
       <w:pPr>
         <w:pStyle w:val="Heading2"/>
       </w:pPr>
-      <w:bookmarkStart w:id="6" w:name="_Toc227195390"/>
+      <w:bookmarkStart w:id="6" w:name="_Toc227257116"/>
       <w:r>
         <w:t>Kratak opis</w:t>
       </w:r>
@@ -1864,7 +1864,7 @@
       <w:pPr>
         <w:pStyle w:val="Heading2"/>
       </w:pPr>
-      <w:bookmarkStart w:id="7" w:name="_Toc227195391"/>
+      <w:bookmarkStart w:id="7" w:name="_Toc227257117"/>
       <w:r>
         <w:t>Tok događaja</w:t>
       </w:r>
@@ -1874,7 +1874,7 @@
       <w:pPr>
         <w:pStyle w:val="Heading3"/>
       </w:pPr>
-      <w:bookmarkStart w:id="8" w:name="_Toc227195392"/>
+      <w:bookmarkStart w:id="8" w:name="_Toc227257118"/>
       <w:r>
         <w:t xml:space="preserve">Uspešan pregled </w:t>
       </w:r>
@@ -1938,7 +1938,7 @@
       <w:pPr>
         <w:pStyle w:val="Heading2"/>
       </w:pPr>
-      <w:bookmarkStart w:id="9" w:name="_Toc227195393"/>
+      <w:bookmarkStart w:id="9" w:name="_Toc227257119"/>
       <w:r>
         <w:lastRenderedPageBreak/>
         <w:t>Posebni zahtevi</w:t>
@@ -1957,7 +1957,7 @@
       <w:r>
         <w:t xml:space="preserve"> </w:t>
       </w:r>
-      <w:bookmarkStart w:id="10" w:name="_Toc227195394"/>
+      <w:bookmarkStart w:id="10" w:name="_Toc227257120"/>
       <w:r>
         <w:t>Preduslovi</w:t>
       </w:r>
@@ -1975,7 +1975,7 @@
       <w:pPr>
         <w:pStyle w:val="Heading2"/>
       </w:pPr>
-      <w:bookmarkStart w:id="11" w:name="_Toc227195395"/>
+      <w:bookmarkStart w:id="11" w:name="_Toc227257121"/>
       <w:r>
         <w:t>Posledice</w:t>
       </w:r>
